--- a/benchmark-visuels/2026-10-24_gabarit-temoignage-video-et-brief-createur.docx
+++ b/benchmark-visuels/2026-10-24_gabarit-temoignage-video-et-brief-createur.docx
@@ -4,6 +4,7 @@
   <w:body>
     <w:p>
       <w:pPr>
+        <w:keepNext/>
         <w:spacing w:before="0" w:after="120"/>
         <w:jc w:val="center"/>
       </w:pPr>
@@ -92,6 +93,7 @@
     <w:p/>
     <w:p>
       <w:pPr>
+        <w:keepNext/>
         <w:spacing w:before="320" w:after="120"/>
       </w:pPr>
       <w:r>
@@ -147,6 +149,7 @@
     </w:p>
     <w:p>
       <w:pPr>
+        <w:keepNext/>
         <w:spacing w:before="320" w:after="120"/>
       </w:pPr>
       <w:r>
@@ -185,12 +188,18 @@
         <w:gridCol w:w="3249"/>
       </w:tblGrid>
       <w:tr>
+        <w:trPr>
+          <w:cantSplit/>
+        </w:trPr>
         <w:tc>
           <w:tcPr>
             <w:tcW w:type="dxa" w:w="2835"/>
             <w:shd w:val="clear" w:color="auto" w:fill="232754"/>
           </w:tcPr>
           <w:p>
+            <w:pPr>
+              <w:keepNext/>
+            </w:pPr>
             <w:r/>
             <w:r>
               <w:rPr>
@@ -208,6 +217,9 @@
             <w:shd w:val="clear" w:color="auto" w:fill="232754"/>
           </w:tcPr>
           <w:p>
+            <w:pPr>
+              <w:keepNext/>
+            </w:pPr>
             <w:r/>
             <w:r>
               <w:rPr>
@@ -225,6 +237,9 @@
             <w:shd w:val="clear" w:color="auto" w:fill="232754"/>
           </w:tcPr>
           <w:p>
+            <w:pPr>
+              <w:keepNext/>
+            </w:pPr>
             <w:r/>
             <w:r>
               <w:rPr>
@@ -238,11 +253,17 @@
         </w:tc>
       </w:tr>
       <w:tr>
+        <w:trPr>
+          <w:cantSplit/>
+        </w:trPr>
         <w:tc>
           <w:tcPr>
             <w:tcW w:type="dxa" w:w="2835"/>
           </w:tcPr>
           <w:p>
+            <w:pPr>
+              <w:keepNext/>
+            </w:pPr>
             <w:r/>
             <w:r>
               <w:rPr>
@@ -257,6 +278,9 @@
             <w:tcW w:type="dxa" w:w="3685"/>
           </w:tcPr>
           <w:p>
+            <w:pPr>
+              <w:keepNext/>
+            </w:pPr>
             <w:r/>
             <w:r>
               <w:rPr>
@@ -271,6 +295,9 @@
             <w:tcW w:type="dxa" w:w="2835"/>
           </w:tcPr>
           <w:p>
+            <w:pPr>
+              <w:keepNext/>
+            </w:pPr>
             <w:r/>
             <w:r>
               <w:rPr>
@@ -282,12 +309,18 @@
         </w:tc>
       </w:tr>
       <w:tr>
+        <w:trPr>
+          <w:cantSplit/>
+        </w:trPr>
         <w:tc>
           <w:tcPr>
             <w:tcW w:type="dxa" w:w="2835"/>
             <w:shd w:val="clear" w:color="auto" w:fill="F7F8FA"/>
           </w:tcPr>
           <w:p>
+            <w:pPr>
+              <w:keepNext/>
+            </w:pPr>
             <w:r/>
             <w:r>
               <w:rPr>
@@ -303,6 +336,9 @@
             <w:shd w:val="clear" w:color="auto" w:fill="F7F8FA"/>
           </w:tcPr>
           <w:p>
+            <w:pPr>
+              <w:keepNext/>
+            </w:pPr>
             <w:r/>
             <w:r>
               <w:rPr>
@@ -318,6 +354,9 @@
             <w:shd w:val="clear" w:color="auto" w:fill="F7F8FA"/>
           </w:tcPr>
           <w:p>
+            <w:pPr>
+              <w:keepNext/>
+            </w:pPr>
             <w:r/>
             <w:r>
               <w:rPr>
@@ -329,11 +368,17 @@
         </w:tc>
       </w:tr>
       <w:tr>
+        <w:trPr>
+          <w:cantSplit/>
+        </w:trPr>
         <w:tc>
           <w:tcPr>
             <w:tcW w:type="dxa" w:w="2835"/>
           </w:tcPr>
           <w:p>
+            <w:pPr>
+              <w:keepNext/>
+            </w:pPr>
             <w:r/>
             <w:r>
               <w:rPr>
@@ -348,6 +393,9 @@
             <w:tcW w:type="dxa" w:w="3685"/>
           </w:tcPr>
           <w:p>
+            <w:pPr>
+              <w:keepNext/>
+            </w:pPr>
             <w:r/>
             <w:r>
               <w:rPr>
@@ -362,6 +410,9 @@
             <w:tcW w:type="dxa" w:w="2835"/>
           </w:tcPr>
           <w:p>
+            <w:pPr>
+              <w:keepNext/>
+            </w:pPr>
             <w:r/>
             <w:r>
               <w:rPr>
@@ -373,12 +424,18 @@
         </w:tc>
       </w:tr>
       <w:tr>
+        <w:trPr>
+          <w:cantSplit/>
+        </w:trPr>
         <w:tc>
           <w:tcPr>
             <w:tcW w:type="dxa" w:w="2835"/>
             <w:shd w:val="clear" w:color="auto" w:fill="F7F8FA"/>
           </w:tcPr>
           <w:p>
+            <w:pPr>
+              <w:keepNext/>
+            </w:pPr>
             <w:r/>
             <w:r>
               <w:rPr>
@@ -394,6 +451,9 @@
             <w:shd w:val="clear" w:color="auto" w:fill="F7F8FA"/>
           </w:tcPr>
           <w:p>
+            <w:pPr>
+              <w:keepNext/>
+            </w:pPr>
             <w:r/>
             <w:r>
               <w:rPr>
@@ -409,6 +469,9 @@
             <w:shd w:val="clear" w:color="auto" w:fill="F7F8FA"/>
           </w:tcPr>
           <w:p>
+            <w:pPr>
+              <w:keepNext/>
+            </w:pPr>
             <w:r/>
             <w:r>
               <w:rPr>
@@ -420,11 +483,17 @@
         </w:tc>
       </w:tr>
       <w:tr>
+        <w:trPr>
+          <w:cantSplit/>
+        </w:trPr>
         <w:tc>
           <w:tcPr>
             <w:tcW w:type="dxa" w:w="2835"/>
           </w:tcPr>
           <w:p>
+            <w:pPr>
+              <w:keepNext/>
+            </w:pPr>
             <w:r/>
             <w:r>
               <w:rPr>
@@ -439,6 +508,9 @@
             <w:tcW w:type="dxa" w:w="3685"/>
           </w:tcPr>
           <w:p>
+            <w:pPr>
+              <w:keepNext/>
+            </w:pPr>
             <w:r/>
             <w:r>
               <w:rPr>
@@ -453,6 +525,9 @@
             <w:tcW w:type="dxa" w:w="2835"/>
           </w:tcPr>
           <w:p>
+            <w:pPr>
+              <w:keepNext/>
+            </w:pPr>
             <w:r/>
             <w:r>
               <w:rPr>
@@ -464,6 +539,9 @@
         </w:tc>
       </w:tr>
       <w:tr>
+        <w:trPr>
+          <w:cantSplit/>
+        </w:trPr>
         <w:tc>
           <w:tcPr>
             <w:tcW w:type="dxa" w:w="2835"/>
@@ -518,6 +596,7 @@
     </w:p>
     <w:p>
       <w:pPr>
+        <w:keepNext/>
         <w:spacing w:after="120"/>
       </w:pPr>
       <w:r>
@@ -557,6 +636,8 @@
     </w:p>
     <w:p>
       <w:pPr>
+        <w:keepNext/>
+        <w:pageBreakBefore/>
         <w:spacing w:before="320" w:after="120"/>
       </w:pPr>
       <w:r>
@@ -572,6 +653,7 @@
     </w:p>
     <w:p>
       <w:pPr>
+        <w:keepNext/>
         <w:spacing w:before="320" w:after="120"/>
       </w:pPr>
       <w:r>
@@ -597,12 +679,18 @@
         <w:gridCol w:w="3249"/>
       </w:tblGrid>
       <w:tr>
+        <w:trPr>
+          <w:cantSplit/>
+        </w:trPr>
         <w:tc>
           <w:tcPr>
             <w:tcW w:type="dxa" w:w="1701"/>
             <w:shd w:val="clear" w:color="auto" w:fill="232754"/>
           </w:tcPr>
           <w:p>
+            <w:pPr>
+              <w:keepNext/>
+            </w:pPr>
             <w:r/>
             <w:r>
               <w:rPr>
@@ -620,6 +708,9 @@
             <w:shd w:val="clear" w:color="auto" w:fill="232754"/>
           </w:tcPr>
           <w:p>
+            <w:pPr>
+              <w:keepNext/>
+            </w:pPr>
             <w:r/>
             <w:r>
               <w:rPr>
@@ -637,6 +728,9 @@
             <w:shd w:val="clear" w:color="auto" w:fill="232754"/>
           </w:tcPr>
           <w:p>
+            <w:pPr>
+              <w:keepNext/>
+            </w:pPr>
             <w:r/>
             <w:r>
               <w:rPr>
@@ -650,11 +744,17 @@
         </w:tc>
       </w:tr>
       <w:tr>
+        <w:trPr>
+          <w:cantSplit/>
+        </w:trPr>
         <w:tc>
           <w:tcPr>
             <w:tcW w:type="dxa" w:w="1701"/>
           </w:tcPr>
           <w:p>
+            <w:pPr>
+              <w:keepNext/>
+            </w:pPr>
             <w:r/>
             <w:r>
               <w:rPr>
@@ -669,6 +769,9 @@
             <w:tcW w:type="dxa" w:w="3118"/>
           </w:tcPr>
           <w:p>
+            <w:pPr>
+              <w:keepNext/>
+            </w:pPr>
             <w:r/>
             <w:r>
               <w:rPr>
@@ -683,6 +786,9 @@
             <w:tcW w:type="dxa" w:w="4535"/>
           </w:tcPr>
           <w:p>
+            <w:pPr>
+              <w:keepNext/>
+            </w:pPr>
             <w:r/>
             <w:r>
               <w:rPr>
@@ -694,12 +800,18 @@
         </w:tc>
       </w:tr>
       <w:tr>
+        <w:trPr>
+          <w:cantSplit/>
+        </w:trPr>
         <w:tc>
           <w:tcPr>
             <w:tcW w:type="dxa" w:w="1701"/>
             <w:shd w:val="clear" w:color="auto" w:fill="F7F8FA"/>
           </w:tcPr>
           <w:p>
+            <w:pPr>
+              <w:keepNext/>
+            </w:pPr>
             <w:r/>
             <w:r>
               <w:rPr>
@@ -715,6 +827,9 @@
             <w:shd w:val="clear" w:color="auto" w:fill="F7F8FA"/>
           </w:tcPr>
           <w:p>
+            <w:pPr>
+              <w:keepNext/>
+            </w:pPr>
             <w:r/>
             <w:r>
               <w:rPr>
@@ -730,6 +845,9 @@
             <w:shd w:val="clear" w:color="auto" w:fill="F7F8FA"/>
           </w:tcPr>
           <w:p>
+            <w:pPr>
+              <w:keepNext/>
+            </w:pPr>
             <w:r/>
             <w:r>
               <w:rPr>
@@ -741,11 +859,17 @@
         </w:tc>
       </w:tr>
       <w:tr>
+        <w:trPr>
+          <w:cantSplit/>
+        </w:trPr>
         <w:tc>
           <w:tcPr>
             <w:tcW w:type="dxa" w:w="1701"/>
           </w:tcPr>
           <w:p>
+            <w:pPr>
+              <w:keepNext/>
+            </w:pPr>
             <w:r/>
             <w:r>
               <w:rPr>
@@ -760,6 +884,9 @@
             <w:tcW w:type="dxa" w:w="3118"/>
           </w:tcPr>
           <w:p>
+            <w:pPr>
+              <w:keepNext/>
+            </w:pPr>
             <w:r/>
             <w:r>
               <w:rPr>
@@ -774,6 +901,9 @@
             <w:tcW w:type="dxa" w:w="4535"/>
           </w:tcPr>
           <w:p>
+            <w:pPr>
+              <w:keepNext/>
+            </w:pPr>
             <w:r/>
             <w:r>
               <w:rPr>
@@ -785,12 +915,18 @@
         </w:tc>
       </w:tr>
       <w:tr>
+        <w:trPr>
+          <w:cantSplit/>
+        </w:trPr>
         <w:tc>
           <w:tcPr>
             <w:tcW w:type="dxa" w:w="1701"/>
             <w:shd w:val="clear" w:color="auto" w:fill="F7F8FA"/>
           </w:tcPr>
           <w:p>
+            <w:pPr>
+              <w:keepNext/>
+            </w:pPr>
             <w:r/>
             <w:r>
               <w:rPr>
@@ -806,6 +942,9 @@
             <w:shd w:val="clear" w:color="auto" w:fill="F7F8FA"/>
           </w:tcPr>
           <w:p>
+            <w:pPr>
+              <w:keepNext/>
+            </w:pPr>
             <w:r/>
             <w:r>
               <w:rPr>
@@ -821,6 +960,9 @@
             <w:shd w:val="clear" w:color="auto" w:fill="F7F8FA"/>
           </w:tcPr>
           <w:p>
+            <w:pPr>
+              <w:keepNext/>
+            </w:pPr>
             <w:r/>
             <w:r>
               <w:rPr>
@@ -832,11 +974,17 @@
         </w:tc>
       </w:tr>
       <w:tr>
+        <w:trPr>
+          <w:cantSplit/>
+        </w:trPr>
         <w:tc>
           <w:tcPr>
             <w:tcW w:type="dxa" w:w="1701"/>
           </w:tcPr>
           <w:p>
+            <w:pPr>
+              <w:keepNext/>
+            </w:pPr>
             <w:r/>
             <w:r>
               <w:rPr>
@@ -851,6 +999,9 @@
             <w:tcW w:type="dxa" w:w="3118"/>
           </w:tcPr>
           <w:p>
+            <w:pPr>
+              <w:keepNext/>
+            </w:pPr>
             <w:r/>
             <w:r>
               <w:rPr>
@@ -865,6 +1016,9 @@
             <w:tcW w:type="dxa" w:w="4535"/>
           </w:tcPr>
           <w:p>
+            <w:pPr>
+              <w:keepNext/>
+            </w:pPr>
             <w:r/>
             <w:r>
               <w:rPr>
@@ -876,6 +1030,9 @@
         </w:tc>
       </w:tr>
       <w:tr>
+        <w:trPr>
+          <w:cantSplit/>
+        </w:trPr>
         <w:tc>
           <w:tcPr>
             <w:tcW w:type="dxa" w:w="1701"/>
@@ -930,6 +1087,7 @@
     </w:p>
     <w:p>
       <w:pPr>
+        <w:keepNext/>
         <w:spacing w:before="320" w:after="120"/>
       </w:pPr>
       <w:r>
@@ -956,12 +1114,18 @@
         <w:gridCol w:w="2436"/>
       </w:tblGrid>
       <w:tr>
+        <w:trPr>
+          <w:cantSplit/>
+        </w:trPr>
         <w:tc>
           <w:tcPr>
             <w:tcW w:type="dxa" w:w="1361"/>
             <w:shd w:val="clear" w:color="auto" w:fill="232754"/>
           </w:tcPr>
           <w:p>
+            <w:pPr>
+              <w:keepNext/>
+            </w:pPr>
             <w:r/>
             <w:r>
               <w:rPr>
@@ -979,6 +1143,9 @@
             <w:shd w:val="clear" w:color="auto" w:fill="232754"/>
           </w:tcPr>
           <w:p>
+            <w:pPr>
+              <w:keepNext/>
+            </w:pPr>
             <w:r/>
             <w:r>
               <w:rPr>
@@ -996,6 +1163,9 @@
             <w:shd w:val="clear" w:color="auto" w:fill="232754"/>
           </w:tcPr>
           <w:p>
+            <w:pPr>
+              <w:keepNext/>
+            </w:pPr>
             <w:r/>
             <w:r>
               <w:rPr>
@@ -1013,6 +1183,9 @@
             <w:shd w:val="clear" w:color="auto" w:fill="232754"/>
           </w:tcPr>
           <w:p>
+            <w:pPr>
+              <w:keepNext/>
+            </w:pPr>
             <w:r/>
             <w:r>
               <w:rPr>
@@ -1026,11 +1199,17 @@
         </w:tc>
       </w:tr>
       <w:tr>
+        <w:trPr>
+          <w:cantSplit/>
+        </w:trPr>
         <w:tc>
           <w:tcPr>
             <w:tcW w:type="dxa" w:w="1361"/>
           </w:tcPr>
           <w:p>
+            <w:pPr>
+              <w:keepNext/>
+            </w:pPr>
             <w:r/>
             <w:r>
               <w:rPr>
@@ -1045,6 +1224,9 @@
             <w:tcW w:type="dxa" w:w="1474"/>
           </w:tcPr>
           <w:p>
+            <w:pPr>
+              <w:keepNext/>
+            </w:pPr>
             <w:r/>
             <w:r>
               <w:rPr>
@@ -1059,6 +1241,9 @@
             <w:tcW w:type="dxa" w:w="3402"/>
           </w:tcPr>
           <w:p>
+            <w:pPr>
+              <w:keepNext/>
+            </w:pPr>
             <w:r/>
             <w:r>
               <w:rPr>
@@ -1073,6 +1258,9 @@
             <w:tcW w:type="dxa" w:w="3118"/>
           </w:tcPr>
           <w:p>
+            <w:pPr>
+              <w:keepNext/>
+            </w:pPr>
             <w:r/>
             <w:r>
               <w:rPr>
@@ -1084,12 +1272,18 @@
         </w:tc>
       </w:tr>
       <w:tr>
+        <w:trPr>
+          <w:cantSplit/>
+        </w:trPr>
         <w:tc>
           <w:tcPr>
             <w:tcW w:type="dxa" w:w="1361"/>
             <w:shd w:val="clear" w:color="auto" w:fill="F7F8FA"/>
           </w:tcPr>
           <w:p>
+            <w:pPr>
+              <w:keepNext/>
+            </w:pPr>
             <w:r/>
             <w:r>
               <w:rPr>
@@ -1105,6 +1299,9 @@
             <w:shd w:val="clear" w:color="auto" w:fill="F7F8FA"/>
           </w:tcPr>
           <w:p>
+            <w:pPr>
+              <w:keepNext/>
+            </w:pPr>
             <w:r/>
             <w:r>
               <w:rPr>
@@ -1120,6 +1317,9 @@
             <w:shd w:val="clear" w:color="auto" w:fill="F7F8FA"/>
           </w:tcPr>
           <w:p>
+            <w:pPr>
+              <w:keepNext/>
+            </w:pPr>
             <w:r/>
             <w:r>
               <w:rPr>
@@ -1135,6 +1335,9 @@
             <w:shd w:val="clear" w:color="auto" w:fill="F7F8FA"/>
           </w:tcPr>
           <w:p>
+            <w:pPr>
+              <w:keepNext/>
+            </w:pPr>
             <w:r/>
             <w:r>
               <w:rPr>
@@ -1146,11 +1349,17 @@
         </w:tc>
       </w:tr>
       <w:tr>
+        <w:trPr>
+          <w:cantSplit/>
+        </w:trPr>
         <w:tc>
           <w:tcPr>
             <w:tcW w:type="dxa" w:w="1361"/>
           </w:tcPr>
           <w:p>
+            <w:pPr>
+              <w:keepNext/>
+            </w:pPr>
             <w:r/>
             <w:r>
               <w:rPr>
@@ -1165,6 +1374,9 @@
             <w:tcW w:type="dxa" w:w="1474"/>
           </w:tcPr>
           <w:p>
+            <w:pPr>
+              <w:keepNext/>
+            </w:pPr>
             <w:r/>
             <w:r>
               <w:rPr>
@@ -1179,6 +1391,9 @@
             <w:tcW w:type="dxa" w:w="3402"/>
           </w:tcPr>
           <w:p>
+            <w:pPr>
+              <w:keepNext/>
+            </w:pPr>
             <w:r/>
             <w:r>
               <w:rPr>
@@ -1193,6 +1408,9 @@
             <w:tcW w:type="dxa" w:w="3118"/>
           </w:tcPr>
           <w:p>
+            <w:pPr>
+              <w:keepNext/>
+            </w:pPr>
             <w:r/>
             <w:r>
               <w:rPr>
@@ -1204,12 +1422,18 @@
         </w:tc>
       </w:tr>
       <w:tr>
+        <w:trPr>
+          <w:cantSplit/>
+        </w:trPr>
         <w:tc>
           <w:tcPr>
             <w:tcW w:type="dxa" w:w="1361"/>
             <w:shd w:val="clear" w:color="auto" w:fill="F7F8FA"/>
           </w:tcPr>
           <w:p>
+            <w:pPr>
+              <w:keepNext/>
+            </w:pPr>
             <w:r/>
             <w:r>
               <w:rPr>
@@ -1225,6 +1449,9 @@
             <w:shd w:val="clear" w:color="auto" w:fill="F7F8FA"/>
           </w:tcPr>
           <w:p>
+            <w:pPr>
+              <w:keepNext/>
+            </w:pPr>
             <w:r/>
             <w:r>
               <w:rPr>
@@ -1240,6 +1467,9 @@
             <w:shd w:val="clear" w:color="auto" w:fill="F7F8FA"/>
           </w:tcPr>
           <w:p>
+            <w:pPr>
+              <w:keepNext/>
+            </w:pPr>
             <w:r/>
             <w:r>
               <w:rPr>
@@ -1255,6 +1485,9 @@
             <w:shd w:val="clear" w:color="auto" w:fill="F7F8FA"/>
           </w:tcPr>
           <w:p>
+            <w:pPr>
+              <w:keepNext/>
+            </w:pPr>
             <w:r/>
             <w:r>
               <w:rPr>
@@ -1266,6 +1499,9 @@
         </w:tc>
       </w:tr>
       <w:tr>
+        <w:trPr>
+          <w:cantSplit/>
+        </w:trPr>
         <w:tc>
           <w:tcPr>
             <w:tcW w:type="dxa" w:w="1361"/>
@@ -1350,6 +1586,7 @@
     </w:p>
     <w:p>
       <w:pPr>
+        <w:keepNext/>
         <w:spacing w:before="320" w:after="120"/>
       </w:pPr>
       <w:r>
@@ -1424,6 +1661,7 @@
     </w:p>
     <w:p>
       <w:pPr>
+        <w:keepNext/>
         <w:spacing w:before="320" w:after="120"/>
       </w:pPr>
       <w:r>
@@ -1449,12 +1687,18 @@
         <w:gridCol w:w="3249"/>
       </w:tblGrid>
       <w:tr>
+        <w:trPr>
+          <w:cantSplit/>
+        </w:trPr>
         <w:tc>
           <w:tcPr>
             <w:tcW w:type="dxa" w:w="1984"/>
             <w:shd w:val="clear" w:color="auto" w:fill="232754"/>
           </w:tcPr>
           <w:p>
+            <w:pPr>
+              <w:keepNext/>
+            </w:pPr>
             <w:r/>
             <w:r>
               <w:rPr>
@@ -1472,6 +1716,9 @@
             <w:shd w:val="clear" w:color="auto" w:fill="232754"/>
           </w:tcPr>
           <w:p>
+            <w:pPr>
+              <w:keepNext/>
+            </w:pPr>
             <w:r/>
             <w:r>
               <w:rPr>
@@ -1489,6 +1736,9 @@
             <w:shd w:val="clear" w:color="auto" w:fill="232754"/>
           </w:tcPr>
           <w:p>
+            <w:pPr>
+              <w:keepNext/>
+            </w:pPr>
             <w:r/>
             <w:r>
               <w:rPr>
@@ -1502,11 +1752,17 @@
         </w:tc>
       </w:tr>
       <w:tr>
+        <w:trPr>
+          <w:cantSplit/>
+        </w:trPr>
         <w:tc>
           <w:tcPr>
             <w:tcW w:type="dxa" w:w="1984"/>
           </w:tcPr>
           <w:p>
+            <w:pPr>
+              <w:keepNext/>
+            </w:pPr>
             <w:r/>
             <w:r>
               <w:rPr>
@@ -1521,6 +1777,9 @@
             <w:tcW w:type="dxa" w:w="3685"/>
           </w:tcPr>
           <w:p>
+            <w:pPr>
+              <w:keepNext/>
+            </w:pPr>
             <w:r/>
             <w:r>
               <w:rPr>
@@ -1535,6 +1794,9 @@
             <w:tcW w:type="dxa" w:w="3685"/>
           </w:tcPr>
           <w:p>
+            <w:pPr>
+              <w:keepNext/>
+            </w:pPr>
             <w:r/>
             <w:r>
               <w:rPr>
@@ -1546,12 +1808,18 @@
         </w:tc>
       </w:tr>
       <w:tr>
+        <w:trPr>
+          <w:cantSplit/>
+        </w:trPr>
         <w:tc>
           <w:tcPr>
             <w:tcW w:type="dxa" w:w="1984"/>
             <w:shd w:val="clear" w:color="auto" w:fill="F7F8FA"/>
           </w:tcPr>
           <w:p>
+            <w:pPr>
+              <w:keepNext/>
+            </w:pPr>
             <w:r/>
             <w:r>
               <w:rPr>
@@ -1567,6 +1835,9 @@
             <w:shd w:val="clear" w:color="auto" w:fill="F7F8FA"/>
           </w:tcPr>
           <w:p>
+            <w:pPr>
+              <w:keepNext/>
+            </w:pPr>
             <w:r/>
             <w:r>
               <w:rPr>
@@ -1582,6 +1853,9 @@
             <w:shd w:val="clear" w:color="auto" w:fill="F7F8FA"/>
           </w:tcPr>
           <w:p>
+            <w:pPr>
+              <w:keepNext/>
+            </w:pPr>
             <w:r/>
             <w:r>
               <w:rPr>
@@ -1593,6 +1867,9 @@
         </w:tc>
       </w:tr>
       <w:tr>
+        <w:trPr>
+          <w:cantSplit/>
+        </w:trPr>
         <w:tc>
           <w:tcPr>
             <w:tcW w:type="dxa" w:w="1984"/>
@@ -1644,6 +1921,7 @@
     </w:p>
     <w:p>
       <w:pPr>
+        <w:keepNext/>
         <w:spacing w:before="320" w:after="120"/>
       </w:pPr>
       <w:r>
@@ -1694,6 +1972,8 @@
     </w:p>
     <w:p>
       <w:pPr>
+        <w:keepNext/>
+        <w:pageBreakBefore/>
         <w:spacing w:before="320" w:after="120"/>
       </w:pPr>
       <w:r>
@@ -1731,12 +2011,18 @@
         <w:gridCol w:w="4873"/>
       </w:tblGrid>
       <w:tr>
+        <w:trPr>
+          <w:cantSplit/>
+        </w:trPr>
         <w:tc>
           <w:tcPr>
             <w:tcW w:type="dxa" w:w="2268"/>
             <w:shd w:val="clear" w:color="auto" w:fill="232754"/>
           </w:tcPr>
           <w:p>
+            <w:pPr>
+              <w:keepNext/>
+            </w:pPr>
             <w:r/>
             <w:r>
               <w:rPr>
@@ -1754,6 +2040,9 @@
             <w:shd w:val="clear" w:color="auto" w:fill="232754"/>
           </w:tcPr>
           <w:p>
+            <w:pPr>
+              <w:keepNext/>
+            </w:pPr>
             <w:r/>
             <w:r>
               <w:rPr>
@@ -1767,11 +2056,17 @@
         </w:tc>
       </w:tr>
       <w:tr>
+        <w:trPr>
+          <w:cantSplit/>
+        </w:trPr>
         <w:tc>
           <w:tcPr>
             <w:tcW w:type="dxa" w:w="2268"/>
           </w:tcPr>
           <w:p>
+            <w:pPr>
+              <w:keepNext/>
+            </w:pPr>
             <w:r/>
             <w:r>
               <w:rPr>
@@ -1786,6 +2081,9 @@
             <w:tcW w:type="dxa" w:w="7087"/>
           </w:tcPr>
           <w:p>
+            <w:pPr>
+              <w:keepNext/>
+            </w:pPr>
             <w:r/>
             <w:r>
               <w:rPr>
@@ -1797,12 +2095,18 @@
         </w:tc>
       </w:tr>
       <w:tr>
+        <w:trPr>
+          <w:cantSplit/>
+        </w:trPr>
         <w:tc>
           <w:tcPr>
             <w:tcW w:type="dxa" w:w="2268"/>
             <w:shd w:val="clear" w:color="auto" w:fill="F7F8FA"/>
           </w:tcPr>
           <w:p>
+            <w:pPr>
+              <w:keepNext/>
+            </w:pPr>
             <w:r/>
             <w:r>
               <w:rPr>
@@ -1818,6 +2122,9 @@
             <w:shd w:val="clear" w:color="auto" w:fill="F7F8FA"/>
           </w:tcPr>
           <w:p>
+            <w:pPr>
+              <w:keepNext/>
+            </w:pPr>
             <w:r/>
             <w:r>
               <w:rPr>
@@ -1829,11 +2136,17 @@
         </w:tc>
       </w:tr>
       <w:tr>
+        <w:trPr>
+          <w:cantSplit/>
+        </w:trPr>
         <w:tc>
           <w:tcPr>
             <w:tcW w:type="dxa" w:w="2268"/>
           </w:tcPr>
           <w:p>
+            <w:pPr>
+              <w:keepNext/>
+            </w:pPr>
             <w:r/>
             <w:r>
               <w:rPr>
@@ -1848,6 +2161,9 @@
             <w:tcW w:type="dxa" w:w="7087"/>
           </w:tcPr>
           <w:p>
+            <w:pPr>
+              <w:keepNext/>
+            </w:pPr>
             <w:r/>
             <w:r>
               <w:rPr>
@@ -1859,12 +2175,18 @@
         </w:tc>
       </w:tr>
       <w:tr>
+        <w:trPr>
+          <w:cantSplit/>
+        </w:trPr>
         <w:tc>
           <w:tcPr>
             <w:tcW w:type="dxa" w:w="2268"/>
             <w:shd w:val="clear" w:color="auto" w:fill="F7F8FA"/>
           </w:tcPr>
           <w:p>
+            <w:pPr>
+              <w:keepNext/>
+            </w:pPr>
             <w:r/>
             <w:r>
               <w:rPr>
@@ -1880,6 +2202,9 @@
             <w:shd w:val="clear" w:color="auto" w:fill="F7F8FA"/>
           </w:tcPr>
           <w:p>
+            <w:pPr>
+              <w:keepNext/>
+            </w:pPr>
             <w:r/>
             <w:r>
               <w:rPr>
@@ -1891,11 +2216,17 @@
         </w:tc>
       </w:tr>
       <w:tr>
+        <w:trPr>
+          <w:cantSplit/>
+        </w:trPr>
         <w:tc>
           <w:tcPr>
             <w:tcW w:type="dxa" w:w="2268"/>
           </w:tcPr>
           <w:p>
+            <w:pPr>
+              <w:keepNext/>
+            </w:pPr>
             <w:r/>
             <w:r>
               <w:rPr>
@@ -1910,6 +2241,9 @@
             <w:tcW w:type="dxa" w:w="7087"/>
           </w:tcPr>
           <w:p>
+            <w:pPr>
+              <w:keepNext/>
+            </w:pPr>
             <w:r/>
             <w:r>
               <w:rPr>
@@ -1921,12 +2255,18 @@
         </w:tc>
       </w:tr>
       <w:tr>
+        <w:trPr>
+          <w:cantSplit/>
+        </w:trPr>
         <w:tc>
           <w:tcPr>
             <w:tcW w:type="dxa" w:w="2268"/>
             <w:shd w:val="clear" w:color="auto" w:fill="F7F8FA"/>
           </w:tcPr>
           <w:p>
+            <w:pPr>
+              <w:keepNext/>
+            </w:pPr>
             <w:r/>
             <w:r>
               <w:rPr>
@@ -1942,6 +2282,9 @@
             <w:shd w:val="clear" w:color="auto" w:fill="F7F8FA"/>
           </w:tcPr>
           <w:p>
+            <w:pPr>
+              <w:keepNext/>
+            </w:pPr>
             <w:r/>
             <w:r>
               <w:rPr>
@@ -1953,11 +2296,17 @@
         </w:tc>
       </w:tr>
       <w:tr>
+        <w:trPr>
+          <w:cantSplit/>
+        </w:trPr>
         <w:tc>
           <w:tcPr>
             <w:tcW w:type="dxa" w:w="2268"/>
           </w:tcPr>
           <w:p>
+            <w:pPr>
+              <w:keepNext/>
+            </w:pPr>
             <w:r/>
             <w:r>
               <w:rPr>
@@ -1972,6 +2321,9 @@
             <w:tcW w:type="dxa" w:w="7087"/>
           </w:tcPr>
           <w:p>
+            <w:pPr>
+              <w:keepNext/>
+            </w:pPr>
             <w:r/>
             <w:r>
               <w:rPr>
@@ -1983,12 +2335,18 @@
         </w:tc>
       </w:tr>
       <w:tr>
+        <w:trPr>
+          <w:cantSplit/>
+        </w:trPr>
         <w:tc>
           <w:tcPr>
             <w:tcW w:type="dxa" w:w="2268"/>
             <w:shd w:val="clear" w:color="auto" w:fill="F7F8FA"/>
           </w:tcPr>
           <w:p>
+            <w:pPr>
+              <w:keepNext/>
+            </w:pPr>
             <w:r/>
             <w:r>
               <w:rPr>
@@ -2004,6 +2362,9 @@
             <w:shd w:val="clear" w:color="auto" w:fill="F7F8FA"/>
           </w:tcPr>
           <w:p>
+            <w:pPr>
+              <w:keepNext/>
+            </w:pPr>
             <w:r/>
             <w:r>
               <w:rPr>
@@ -2015,11 +2376,17 @@
         </w:tc>
       </w:tr>
       <w:tr>
+        <w:trPr>
+          <w:cantSplit/>
+        </w:trPr>
         <w:tc>
           <w:tcPr>
             <w:tcW w:type="dxa" w:w="2268"/>
           </w:tcPr>
           <w:p>
+            <w:pPr>
+              <w:keepNext/>
+            </w:pPr>
             <w:r/>
             <w:r>
               <w:rPr>
@@ -2034,6 +2401,9 @@
             <w:tcW w:type="dxa" w:w="7087"/>
           </w:tcPr>
           <w:p>
+            <w:pPr>
+              <w:keepNext/>
+            </w:pPr>
             <w:r/>
             <w:r>
               <w:rPr>
@@ -2045,12 +2415,18 @@
         </w:tc>
       </w:tr>
       <w:tr>
+        <w:trPr>
+          <w:cantSplit/>
+        </w:trPr>
         <w:tc>
           <w:tcPr>
             <w:tcW w:type="dxa" w:w="2268"/>
             <w:shd w:val="clear" w:color="auto" w:fill="F7F8FA"/>
           </w:tcPr>
           <w:p>
+            <w:pPr>
+              <w:keepNext/>
+            </w:pPr>
             <w:r/>
             <w:r>
               <w:rPr>
@@ -2066,6 +2442,9 @@
             <w:shd w:val="clear" w:color="auto" w:fill="F7F8FA"/>
           </w:tcPr>
           <w:p>
+            <w:pPr>
+              <w:keepNext/>
+            </w:pPr>
             <w:r/>
             <w:r>
               <w:rPr>
@@ -2077,6 +2456,9 @@
         </w:tc>
       </w:tr>
       <w:tr>
+        <w:trPr>
+          <w:cantSplit/>
+        </w:trPr>
         <w:tc>
           <w:tcPr>
             <w:tcW w:type="dxa" w:w="2268"/>
@@ -2114,6 +2496,7 @@
     </w:p>
     <w:p>
       <w:pPr>
+        <w:keepNext/>
         <w:spacing w:before="320" w:after="120"/>
       </w:pPr>
       <w:r>
@@ -2173,6 +2556,7 @@
     </w:p>
     <w:p>
       <w:pPr>
+        <w:keepNext/>
         <w:spacing w:before="320" w:after="120"/>
       </w:pPr>
       <w:r>
@@ -2279,6 +2663,7 @@
     <w:p/>
     <w:p>
       <w:pPr>
+        <w:keepNext/>
         <w:spacing w:before="320" w:after="120"/>
       </w:pPr>
       <w:r>
@@ -2303,12 +2688,18 @@
         <w:gridCol w:w="4873"/>
       </w:tblGrid>
       <w:tr>
+        <w:trPr>
+          <w:cantSplit/>
+        </w:trPr>
         <w:tc>
           <w:tcPr>
             <w:tcW w:type="dxa" w:w="1984"/>
             <w:shd w:val="clear" w:color="auto" w:fill="232754"/>
           </w:tcPr>
           <w:p>
+            <w:pPr>
+              <w:keepNext/>
+            </w:pPr>
             <w:r/>
             <w:r>
               <w:rPr>
@@ -2326,6 +2717,9 @@
             <w:shd w:val="clear" w:color="auto" w:fill="232754"/>
           </w:tcPr>
           <w:p>
+            <w:pPr>
+              <w:keepNext/>
+            </w:pPr>
             <w:r/>
             <w:r>
               <w:rPr>
@@ -2339,11 +2733,17 @@
         </w:tc>
       </w:tr>
       <w:tr>
+        <w:trPr>
+          <w:cantSplit/>
+        </w:trPr>
         <w:tc>
           <w:tcPr>
             <w:tcW w:type="dxa" w:w="1984"/>
           </w:tcPr>
           <w:p>
+            <w:pPr>
+              <w:keepNext/>
+            </w:pPr>
             <w:r/>
             <w:r>
               <w:rPr>
@@ -2358,6 +2758,9 @@
             <w:tcW w:type="dxa" w:w="7370"/>
           </w:tcPr>
           <w:p>
+            <w:pPr>
+              <w:keepNext/>
+            </w:pPr>
             <w:r/>
             <w:r>
               <w:rPr>
@@ -2369,12 +2772,18 @@
         </w:tc>
       </w:tr>
       <w:tr>
+        <w:trPr>
+          <w:cantSplit/>
+        </w:trPr>
         <w:tc>
           <w:tcPr>
             <w:tcW w:type="dxa" w:w="1984"/>
             <w:shd w:val="clear" w:color="auto" w:fill="F7F8FA"/>
           </w:tcPr>
           <w:p>
+            <w:pPr>
+              <w:keepNext/>
+            </w:pPr>
             <w:r/>
             <w:r>
               <w:rPr>
@@ -2390,6 +2799,9 @@
             <w:shd w:val="clear" w:color="auto" w:fill="F7F8FA"/>
           </w:tcPr>
           <w:p>
+            <w:pPr>
+              <w:keepNext/>
+            </w:pPr>
             <w:r/>
             <w:r>
               <w:rPr>
@@ -2401,11 +2813,17 @@
         </w:tc>
       </w:tr>
       <w:tr>
+        <w:trPr>
+          <w:cantSplit/>
+        </w:trPr>
         <w:tc>
           <w:tcPr>
             <w:tcW w:type="dxa" w:w="1984"/>
           </w:tcPr>
           <w:p>
+            <w:pPr>
+              <w:keepNext/>
+            </w:pPr>
             <w:r/>
             <w:r>
               <w:rPr>
@@ -2420,6 +2838,9 @@
             <w:tcW w:type="dxa" w:w="7370"/>
           </w:tcPr>
           <w:p>
+            <w:pPr>
+              <w:keepNext/>
+            </w:pPr>
             <w:r/>
             <w:r>
               <w:rPr>
@@ -2431,12 +2852,18 @@
         </w:tc>
       </w:tr>
       <w:tr>
+        <w:trPr>
+          <w:cantSplit/>
+        </w:trPr>
         <w:tc>
           <w:tcPr>
             <w:tcW w:type="dxa" w:w="1984"/>
             <w:shd w:val="clear" w:color="auto" w:fill="F7F8FA"/>
           </w:tcPr>
           <w:p>
+            <w:pPr>
+              <w:keepNext/>
+            </w:pPr>
             <w:r/>
             <w:r>
               <w:rPr>
@@ -2452,6 +2879,9 @@
             <w:shd w:val="clear" w:color="auto" w:fill="F7F8FA"/>
           </w:tcPr>
           <w:p>
+            <w:pPr>
+              <w:keepNext/>
+            </w:pPr>
             <w:r/>
             <w:r>
               <w:rPr>
@@ -2463,6 +2893,9 @@
         </w:tc>
       </w:tr>
       <w:tr>
+        <w:trPr>
+          <w:cantSplit/>
+        </w:trPr>
         <w:tc>
           <w:tcPr>
             <w:tcW w:type="dxa" w:w="1984"/>
@@ -2513,6 +2946,7 @@
     </w:p>
     <w:p>
       <w:pPr>
+        <w:keepNext/>
         <w:spacing w:before="320" w:after="120"/>
       </w:pPr>
       <w:r>
@@ -2537,12 +2971,18 @@
         <w:gridCol w:w="4873"/>
       </w:tblGrid>
       <w:tr>
+        <w:trPr>
+          <w:cantSplit/>
+        </w:trPr>
         <w:tc>
           <w:tcPr>
             <w:tcW w:type="dxa" w:w="2835"/>
             <w:shd w:val="clear" w:color="auto" w:fill="232754"/>
           </w:tcPr>
           <w:p>
+            <w:pPr>
+              <w:keepNext/>
+            </w:pPr>
             <w:r/>
             <w:r>
               <w:rPr>
@@ -2560,6 +3000,9 @@
             <w:shd w:val="clear" w:color="auto" w:fill="232754"/>
           </w:tcPr>
           <w:p>
+            <w:pPr>
+              <w:keepNext/>
+            </w:pPr>
             <w:r/>
             <w:r>
               <w:rPr>
@@ -2573,11 +3016,17 @@
         </w:tc>
       </w:tr>
       <w:tr>
+        <w:trPr>
+          <w:cantSplit/>
+        </w:trPr>
         <w:tc>
           <w:tcPr>
             <w:tcW w:type="dxa" w:w="2835"/>
           </w:tcPr>
           <w:p>
+            <w:pPr>
+              <w:keepNext/>
+            </w:pPr>
             <w:r/>
             <w:r>
               <w:rPr>
@@ -2592,6 +3041,9 @@
             <w:tcW w:type="dxa" w:w="6520"/>
           </w:tcPr>
           <w:p>
+            <w:pPr>
+              <w:keepNext/>
+            </w:pPr>
             <w:r/>
             <w:r>
               <w:rPr>
@@ -2603,12 +3055,18 @@
         </w:tc>
       </w:tr>
       <w:tr>
+        <w:trPr>
+          <w:cantSplit/>
+        </w:trPr>
         <w:tc>
           <w:tcPr>
             <w:tcW w:type="dxa" w:w="2835"/>
             <w:shd w:val="clear" w:color="auto" w:fill="F7F8FA"/>
           </w:tcPr>
           <w:p>
+            <w:pPr>
+              <w:keepNext/>
+            </w:pPr>
             <w:r/>
             <w:r>
               <w:rPr>
@@ -2624,6 +3082,9 @@
             <w:shd w:val="clear" w:color="auto" w:fill="F7F8FA"/>
           </w:tcPr>
           <w:p>
+            <w:pPr>
+              <w:keepNext/>
+            </w:pPr>
             <w:r/>
             <w:r>
               <w:rPr>
@@ -2635,11 +3096,17 @@
         </w:tc>
       </w:tr>
       <w:tr>
+        <w:trPr>
+          <w:cantSplit/>
+        </w:trPr>
         <w:tc>
           <w:tcPr>
             <w:tcW w:type="dxa" w:w="2835"/>
           </w:tcPr>
           <w:p>
+            <w:pPr>
+              <w:keepNext/>
+            </w:pPr>
             <w:r/>
             <w:r>
               <w:rPr>
@@ -2654,6 +3121,9 @@
             <w:tcW w:type="dxa" w:w="6520"/>
           </w:tcPr>
           <w:p>
+            <w:pPr>
+              <w:keepNext/>
+            </w:pPr>
             <w:r/>
             <w:r>
               <w:rPr>
@@ -2665,6 +3135,9 @@
         </w:tc>
       </w:tr>
       <w:tr>
+        <w:trPr>
+          <w:cantSplit/>
+        </w:trPr>
         <w:tc>
           <w:tcPr>
             <w:tcW w:type="dxa" w:w="2835"/>
@@ -2704,6 +3177,7 @@
     </w:p>
     <w:p>
       <w:pPr>
+        <w:keepNext/>
         <w:spacing w:before="320" w:after="120"/>
       </w:pPr>
       <w:r>
@@ -2807,6 +3281,8 @@
     </w:p>
     <w:p>
       <w:pPr>
+        <w:keepNext/>
+        <w:pageBreakBefore/>
         <w:spacing w:before="320" w:after="120"/>
       </w:pPr>
       <w:r>
@@ -2822,6 +3298,7 @@
     </w:p>
     <w:p>
       <w:pPr>
+        <w:keepNext/>
         <w:spacing w:before="320" w:after="120"/>
       </w:pPr>
       <w:r>
@@ -2896,6 +3373,7 @@
     </w:p>
     <w:p>
       <w:pPr>
+        <w:keepNext/>
         <w:spacing w:before="320" w:after="120"/>
       </w:pPr>
       <w:r>
@@ -2925,12 +3403,18 @@
         <w:gridCol w:w="1392"/>
       </w:tblGrid>
       <w:tr>
+        <w:trPr>
+          <w:cantSplit/>
+        </w:trPr>
         <w:tc>
           <w:tcPr>
             <w:tcW w:type="dxa" w:w="510"/>
             <w:shd w:val="clear" w:color="auto" w:fill="232754"/>
           </w:tcPr>
           <w:p>
+            <w:pPr>
+              <w:keepNext/>
+            </w:pPr>
             <w:r/>
             <w:r>
               <w:rPr>
@@ -2948,6 +3432,9 @@
             <w:shd w:val="clear" w:color="auto" w:fill="232754"/>
           </w:tcPr>
           <w:p>
+            <w:pPr>
+              <w:keepNext/>
+            </w:pPr>
             <w:r/>
             <w:r>
               <w:rPr>
@@ -2965,6 +3452,9 @@
             <w:shd w:val="clear" w:color="auto" w:fill="232754"/>
           </w:tcPr>
           <w:p>
+            <w:pPr>
+              <w:keepNext/>
+            </w:pPr>
             <w:r/>
             <w:r>
               <w:rPr>
@@ -2982,6 +3472,9 @@
             <w:shd w:val="clear" w:color="auto" w:fill="232754"/>
           </w:tcPr>
           <w:p>
+            <w:pPr>
+              <w:keepNext/>
+            </w:pPr>
             <w:r/>
             <w:r>
               <w:rPr>
@@ -2999,6 +3492,9 @@
             <w:shd w:val="clear" w:color="auto" w:fill="232754"/>
           </w:tcPr>
           <w:p>
+            <w:pPr>
+              <w:keepNext/>
+            </w:pPr>
             <w:r/>
             <w:r>
               <w:rPr>
@@ -3016,6 +3512,9 @@
             <w:shd w:val="clear" w:color="auto" w:fill="232754"/>
           </w:tcPr>
           <w:p>
+            <w:pPr>
+              <w:keepNext/>
+            </w:pPr>
             <w:r/>
             <w:r>
               <w:rPr>
@@ -3033,6 +3532,9 @@
             <w:shd w:val="clear" w:color="auto" w:fill="232754"/>
           </w:tcPr>
           <w:p>
+            <w:pPr>
+              <w:keepNext/>
+            </w:pPr>
             <w:r/>
             <w:r>
               <w:rPr>
@@ -3046,11 +3548,17 @@
         </w:tc>
       </w:tr>
       <w:tr>
+        <w:trPr>
+          <w:cantSplit/>
+        </w:trPr>
         <w:tc>
           <w:tcPr>
             <w:tcW w:type="dxa" w:w="510"/>
           </w:tcPr>
           <w:p>
+            <w:pPr>
+              <w:keepNext/>
+            </w:pPr>
             <w:r/>
             <w:r>
               <w:rPr>
@@ -3065,6 +3573,9 @@
             <w:tcW w:type="dxa" w:w="1474"/>
           </w:tcPr>
           <w:p>
+            <w:pPr>
+              <w:keepNext/>
+            </w:pPr>
             <w:r/>
             <w:r>
               <w:rPr>
@@ -3078,6 +3589,9 @@
             <w:tcW w:type="dxa" w:w="1361"/>
           </w:tcPr>
           <w:p>
+            <w:pPr>
+              <w:keepNext/>
+            </w:pPr>
             <w:r/>
             <w:r>
               <w:rPr>
@@ -3091,6 +3605,9 @@
             <w:tcW w:type="dxa" w:w="1361"/>
           </w:tcPr>
           <w:p>
+            <w:pPr>
+              <w:keepNext/>
+            </w:pPr>
             <w:r/>
             <w:r>
               <w:rPr>
@@ -3105,6 +3622,9 @@
             <w:tcW w:type="dxa" w:w="1361"/>
           </w:tcPr>
           <w:p>
+            <w:pPr>
+              <w:keepNext/>
+            </w:pPr>
             <w:r/>
             <w:r>
               <w:rPr>
@@ -3119,6 +3639,9 @@
             <w:tcW w:type="dxa" w:w="1587"/>
           </w:tcPr>
           <w:p>
+            <w:pPr>
+              <w:keepNext/>
+            </w:pPr>
             <w:r/>
             <w:r>
               <w:rPr>
@@ -3132,6 +3655,9 @@
             <w:tcW w:type="dxa" w:w="1644"/>
           </w:tcPr>
           <w:p>
+            <w:pPr>
+              <w:keepNext/>
+            </w:pPr>
             <w:r/>
             <w:r>
               <w:rPr>
@@ -3142,12 +3668,18 @@
         </w:tc>
       </w:tr>
       <w:tr>
+        <w:trPr>
+          <w:cantSplit/>
+        </w:trPr>
         <w:tc>
           <w:tcPr>
             <w:tcW w:type="dxa" w:w="510"/>
             <w:shd w:val="clear" w:color="auto" w:fill="F7F8FA"/>
           </w:tcPr>
           <w:p>
+            <w:pPr>
+              <w:keepNext/>
+            </w:pPr>
             <w:r/>
             <w:r>
               <w:rPr>
@@ -3163,6 +3695,9 @@
             <w:shd w:val="clear" w:color="auto" w:fill="F7F8FA"/>
           </w:tcPr>
           <w:p>
+            <w:pPr>
+              <w:keepNext/>
+            </w:pPr>
             <w:r/>
             <w:r>
               <w:rPr>
@@ -3177,6 +3712,9 @@
             <w:shd w:val="clear" w:color="auto" w:fill="F7F8FA"/>
           </w:tcPr>
           <w:p>
+            <w:pPr>
+              <w:keepNext/>
+            </w:pPr>
             <w:r/>
             <w:r>
               <w:rPr>
@@ -3191,6 +3729,9 @@
             <w:shd w:val="clear" w:color="auto" w:fill="F7F8FA"/>
           </w:tcPr>
           <w:p>
+            <w:pPr>
+              <w:keepNext/>
+            </w:pPr>
             <w:r/>
             <w:r>
               <w:rPr>
@@ -3206,6 +3747,9 @@
             <w:shd w:val="clear" w:color="auto" w:fill="F7F8FA"/>
           </w:tcPr>
           <w:p>
+            <w:pPr>
+              <w:keepNext/>
+            </w:pPr>
             <w:r/>
             <w:r>
               <w:rPr>
@@ -3221,6 +3765,9 @@
             <w:shd w:val="clear" w:color="auto" w:fill="F7F8FA"/>
           </w:tcPr>
           <w:p>
+            <w:pPr>
+              <w:keepNext/>
+            </w:pPr>
             <w:r/>
             <w:r>
               <w:rPr>
@@ -3235,6 +3782,9 @@
             <w:shd w:val="clear" w:color="auto" w:fill="F7F8FA"/>
           </w:tcPr>
           <w:p>
+            <w:pPr>
+              <w:keepNext/>
+            </w:pPr>
             <w:r/>
             <w:r>
               <w:rPr>
@@ -3245,6 +3795,9 @@
         </w:tc>
       </w:tr>
       <w:tr>
+        <w:trPr>
+          <w:cantSplit/>
+        </w:trPr>
         <w:tc>
           <w:tcPr>
             <w:tcW w:type="dxa" w:w="510"/>
